--- a/reports/城市交通路径导航系统_实验报告.docx
+++ b/reports/城市交通路径导航系统_实验报告.docx
@@ -1511,7 +1511,7 @@
                 <w:b w:val="0"/>
                 <w:sz w:val="17"/>
               </w:rPr>
-              <w:t>以乘车时间 + 换乘时间为边权运行 Dijkstra</w:t>
+              <w:t>以乘车时间 + 换乘时间为边权运行 Dijkstra，可切换为里程权重</w:t>
             </w:r>
           </w:p>
         </w:tc>
@@ -2936,7 +2936,7 @@
           <w:b w:val="0"/>
           <w:sz w:val="24"/>
         </w:rPr>
-        <w:t>乘车边权重按列车平均旅行速度与停站时间计算：t = d / v × 60 + t_dwell，其中 d 为两站间的欧几里得距离（km），v = 35 km/h，t_dwell = 0.6 min；换乘边权重取 4.0 min，用于近似站内步行与候车时间。路径总耗时等于所有乘车段与换乘段时间之和，总里程只累加乘车段距离。模型假设列车匀速、各线路速度相同、换乘时间固定，不模拟实时延误与车厢拥挤程度。</w:t>
+        <w:t>乘车边权重按列车平均旅行速度与停站时间计算：t = d / v × 60 + t_dwell，其中 d 为两站间的欧几里得距离（km），v 默认为 35 km/h，t_dwell = 0.6 min；换乘边权重取 4.0 min，用于近似站内步行与候车时间。线路可在数据中单独声明 speed_kmh 以表达快线/慢线，未声明时回退到全网默认速度，因此旧数据格式完全兼容。Dijkstra/A* 支持两种优化目标：weight=time（默认，总耗时最短）与 weight=distance（总里程最短）；换乘边里程为 0，距离权重只累加乘车段。路径总耗时等于所有乘车段与换乘段时间之和。模型假设列车匀速、换乘时间固定，不模拟实时延误与车厢拥挤程度。</w:t>
       </w:r>
     </w:p>
     <w:p>
@@ -2950,7 +2950,7 @@
           <w:b w:val="0"/>
           <w:sz w:val="24"/>
         </w:rPr>
-        <w:t>这样建模还有一个好处：A* 的启发函数可以直接复用同一份坐标与速度——h(n) = 直线距离(n, 终点) / v × 60，与边权使用同一套几何，因此可采纳性分析是自洽的（详见 3.2 节）。</w:t>
+        <w:t>这样建模还有一个好处：A* 的启发函数可以直接复用同一份坐标与速度——h(n) = 直线距离(n, 终点) × 60 / v_max（v_max 为全网最高速度，保证不高估），距离权重时 h(n) 直接取直线距离；两种启发函数都与边权使用同一套几何，因此可采纳性分析是自洽的（详见 3.2 节）。</w:t>
       </w:r>
     </w:p>
     <w:p>
@@ -6754,7 +6754,7 @@
           <w:color w:val="0F172A"/>
           <w:sz w:val="28"/>
         </w:rPr>
-        <w:t>3.1　Dijkstra 最短耗时算法</w:t>
+        <w:t>3.1　Dijkstra 最短耗时 / 最短里程算法</w:t>
       </w:r>
     </w:p>
     <w:p>
@@ -6889,7 +6889,7 @@
           <w:b w:val="0"/>
           <w:sz w:val="17"/>
         </w:rPr>
-        <w:t xml:space="preserve">        nd = d + edge.time</w:t>
+        <w:t xml:space="preserve">        nd = d + weight(edge)      # weight=time 或 distance</w:t>
       </w:r>
     </w:p>
     <w:p>
@@ -7016,7 +7016,7 @@
           <w:b w:val="0"/>
           <w:sz w:val="17"/>
         </w:rPr>
-        <w:t xml:space="preserve">    new_dist = current_dist + edge.time</w:t>
+        <w:t xml:space="preserve">    new_dist = current_dist + _edge_cost(edge, weight)</w:t>
       </w:r>
     </w:p>
     <w:p>
@@ -7097,6 +7097,20 @@
           <w:sz w:val="24"/>
         </w:rPr>
         <w:t>起点的多源处理避免了为每条线路分别运行一次搜索；终点判定放在弹出站台节点时，只要弹出任意一个属于终点站的站台节点即可结束，结果仍然最优。若堆被清空仍未到达终点，则说明两站位于不同连通分量，返回 found=False。复杂度：设站台节点数为 V、有向边数为 E，每个站台节点最多入堆多次，总时间为 O((V+E) log V)，空间为 O(V+E)，用于存储邻接表、dist、prev 和堆。</w:t>
+      </w:r>
+    </w:p>
+    <w:p>
+      <w:pPr>
+        <w:spacing w:after="0"/>
+        <w:ind w:firstLine="482"/>
+      </w:pPr>
+      <w:r>
+        <w:rPr>
+          <w:rFonts w:ascii="Times New Roman" w:hAnsi="Times New Roman" w:eastAsia="宋体"/>
+          <w:b w:val="0"/>
+          <w:sz w:val="24"/>
+        </w:rPr>
+        <w:t>多准则：实现没有把边权写死为时间，而是抽象为 weight 参数。weight="time"（默认）取 edge.time，得到最快路径；weight="distance" 取 edge.distance，得到里程最短路径；线路还可在数据中声明 speed_kmh 表达快线/慢线。两种目标的最优解允许不同：S001→S061 最快路径 79.6 min / 33.24 km，而最短里程路径 82.3 min / 33.22 km。这正是任务书 P01“基于距离/时间权重的 Dijkstra”要求的口径，接口层也提供了 weight 参数（详见 3.6 节与 docs/API接口说明.md）。</w:t>
       </w:r>
     </w:p>
     <w:p>
@@ -7124,7 +7138,7 @@
           <w:b w:val="0"/>
           <w:sz w:val="24"/>
         </w:rPr>
-        <w:t>A* 在 Dijkstra 的基础上为每个站台节点增加启发值 h(n)，按 f(n) = g(n) + h(n) 排序，其中 g(n) 是从起点到 n 的实际耗时，h(n) 是对 n 到终点剩余耗时的估计。本系统取 h(n) = 欧几里得距离(n, 终点) / v × 60，单位为分钟，v = 35 km/h 与所有乘车边使用的速度相同。</w:t>
+        <w:t>A* 在 Dijkstra 的基础上为每个站台节点增加启发值 h(n)，按 f(n) = g(n) + h(n) 排序，其中 g(n) 是从起点到 n 的实际代价，h(n) 是对 n 到终点剩余代价的估计。本系统取 h(n) = 欧几里得距离(n, 终点) × 60 / v_max（v_max 为全网最高速度，含 per-line speed_kmh），单位为分钟；距离权重下 h(n) 直接取直线距离（km）。</w:t>
       </w:r>
     </w:p>
     <w:p>
@@ -7138,7 +7152,7 @@
           <w:b w:val="0"/>
           <w:sz w:val="24"/>
         </w:rPr>
-        <w:t>可采纳性：对任意乘车边 (u, v)，其实际耗时 c(u,v) = d(u,v)/v×60 + t_dwell ≥ d(u,v)/v×60。由三角不等式 d(u, t) ≤ d(u, v) + d(v, t)，可得 h(u) ≤ h(v) + c(u,v)；换乘边距离为 0 而耗时为 4 min，同样满足 h(u) ≤ h(v) + 4。因此 h 是一致的，一致的启发函数一定可采纳，A* 不会高估剩余代价，仍能得到与 Dijkstra 相同的最优解。</w:t>
+        <w:t>可采纳性：对任意乘车边 (u, v)，其实际耗时 c(u,v) = d(u,v)/v_line×60 + t_dwell ≥ d(u,v)/v_max×60。由三角不等式 d(u, t) ≤ d(u, v) + d(v, t)，可得 h(u) ≤ h(v) + c(u,v)；换乘边距离为 0 而耗时为 4 min，同样满足 h(u) ≤ h(v) + 4。距离权重下 h 就是直线距离，同样满足三角不等式。因此两种 h 都是一致的，一致的启发函数一定可采纳，A* 不会高估剩余代价，仍能得到与 Dijkstra 相同的最优解。</w:t>
       </w:r>
     </w:p>
     <w:p>
@@ -7152,7 +7166,7 @@
           <w:b w:val="0"/>
           <w:sz w:val="24"/>
         </w:rPr>
-        <w:t>界面上选择“启发式最快（A*）”时，路径总耗时与 Dijkstra 完全相同，但扩展的站台节点明显减少：4.6 节的 5 对起终点中，A* 平均只扩展 76.8 个站台节点，而 Dijkstra 需要 133.0 个。这说明欧几里得距离能有效地把搜索引向终点方向。</w:t>
+        <w:t>界面上选择“启发式最快（A*）”时，路径总耗时与 Dijkstra 完全相同，但扩展的站台节点明显减少：4.6 节的 5 对起终点中，A* 平均只扩展 76.8 个站台节点，而 Dijkstra 需要 133.0 个。这说明欧几里得距离能有效地把搜索引向终点方向；距离权重下 A* 与 Dijkstra 的最短里程同样一致（自检第 04 项同时验证两种权重）。</w:t>
       </w:r>
     </w:p>
     <w:p>
@@ -7213,7 +7227,7 @@
           <w:b w:val="0"/>
           <w:sz w:val="17"/>
         </w:rPr>
-        <w:t xml:space="preserve">    return self.distance(station_id, target_id) / self.speed_kmh * 60.0</w:t>
+        <w:t xml:space="preserve">    return self.distance(station_id, target_id) / self.max_speed_kmh() * 60.0</w:t>
       </w:r>
     </w:p>
     <w:p>
@@ -7243,7 +7257,82 @@
           <w:b w:val="0"/>
           <w:sz w:val="17"/>
         </w:rPr>
-        <w:t>f = new_g + graph.heuristic(edge.to_station, end_id)</w:t>
+        <w:t>def heuristic_distance(self, station_id: str, target_id: str) -&gt; float:</w:t>
+      </w:r>
+    </w:p>
+    <w:p>
+      <w:pPr>
+        <w:spacing w:before="0" w:after="0" w:line="240" w:lineRule="auto"/>
+        <w:ind w:firstLine="0" w:left="170" w:right="113"/>
+        <w:shd w:val="clear" w:color="auto" w:fill="F6F8FA"/>
+      </w:pPr>
+      <w:r>
+        <w:rPr>
+          <w:rFonts w:ascii="Consolas" w:hAnsi="Consolas" w:eastAsia="宋体"/>
+          <w:b w:val="0"/>
+          <w:sz w:val="17"/>
+        </w:rPr>
+        <w:t xml:space="preserve">    """距离权重下的启发函数：直线距离。"""</w:t>
+      </w:r>
+    </w:p>
+    <w:p>
+      <w:pPr>
+        <w:spacing w:before="0" w:after="0" w:line="240" w:lineRule="auto"/>
+        <w:ind w:firstLine="0" w:left="170" w:right="113"/>
+        <w:shd w:val="clear" w:color="auto" w:fill="F6F8FA"/>
+      </w:pPr>
+      <w:r>
+        <w:rPr>
+          <w:rFonts w:ascii="Consolas" w:hAnsi="Consolas" w:eastAsia="宋体"/>
+          <w:b w:val="0"/>
+          <w:sz w:val="17"/>
+        </w:rPr>
+        <w:t xml:space="preserve">    return self.distance(station_id, target_id)</w:t>
+      </w:r>
+    </w:p>
+    <w:p>
+      <w:pPr>
+        <w:spacing w:before="0" w:after="0" w:line="240" w:lineRule="auto"/>
+        <w:ind w:firstLine="0" w:left="170" w:right="113"/>
+        <w:shd w:val="clear" w:color="auto" w:fill="F6F8FA"/>
+      </w:pPr>
+      <w:r>
+        <w:rPr>
+          <w:rFonts w:ascii="Consolas" w:hAnsi="Consolas" w:eastAsia="宋体"/>
+          <w:b w:val="0"/>
+          <w:sz w:val="17"/>
+        </w:rPr>
+        <w:t xml:space="preserve"> </w:t>
+      </w:r>
+    </w:p>
+    <w:p>
+      <w:pPr>
+        <w:spacing w:before="0" w:after="0" w:line="240" w:lineRule="auto"/>
+        <w:ind w:firstLine="0" w:left="170" w:right="113"/>
+        <w:shd w:val="clear" w:color="auto" w:fill="F6F8FA"/>
+      </w:pPr>
+      <w:r>
+        <w:rPr>
+          <w:rFonts w:ascii="Consolas" w:hAnsi="Consolas" w:eastAsia="宋体"/>
+          <w:b w:val="0"/>
+          <w:sz w:val="17"/>
+        </w:rPr>
+        <w:t>h = graph.heuristic(to, end) if weight == "time" else graph.heuristic_distance(to, end)</w:t>
+      </w:r>
+    </w:p>
+    <w:p>
+      <w:pPr>
+        <w:spacing w:before="0" w:after="0" w:line="240" w:lineRule="auto"/>
+        <w:ind w:firstLine="0" w:left="170" w:right="113"/>
+        <w:shd w:val="clear" w:color="auto" w:fill="F6F8FA"/>
+      </w:pPr>
+      <w:r>
+        <w:rPr>
+          <w:rFonts w:ascii="Consolas" w:hAnsi="Consolas" w:eastAsia="宋体"/>
+          <w:b w:val="0"/>
+          <w:sz w:val="17"/>
+        </w:rPr>
+        <w:t>f = new_g + h</w:t>
       </w:r>
     </w:p>
     <w:p>
@@ -13805,7 +13894,7 @@
           <w:color w:val="6B7280"/>
           <w:sz w:val="19"/>
         </w:rPr>
-        <w:t>注：扩展节点均值为 Dijkstra 133.0、A* 76.8、BFS 3.6；单次寻路耗时中位数均值为 Dijkstra 0.27 ms、A* 0.24 ms、BFS 0.33 ms。BFS 按整条线路扩展，与 Dijkstra/A* 的逐站台扩展不是同一计数口径。</w:t>
+        <w:t>注：扩展节点均值为 Dijkstra 133.0、A* 76.8、BFS 3.6；单次寻路耗时中位数均值为 Dijkstra 0.27 ms、A* 0.24 ms、BFS 0.33 ms。BFS 的 expanded 记录的是分层 BFS 的“线路扩展帧”（一条线一次），且最终路径由第二阶段“最少换乘约束下的最短路”给出；它与 Dijkstra/A* 的逐站台扩展不同源、不同口径，只用于了解搜索规模，不参与横向大小比较。</w:t>
       </w:r>
     </w:p>
     <w:p>
@@ -13905,7 +13994,7 @@
           <w:b w:val="0"/>
           <w:sz w:val="24"/>
         </w:rPr>
-        <w:t>（1）A* 与 Dijkstra 同优。五对起终点的最短时间完全一致（差值小于 1e-6），但 A* 平均只扩展 76.8 个站台节点，比 Dijkstra 的 133.0 个少 42.3%；单对最多从 112 降到 48（少 57.1%，四惠东→角门西），最少从 151 降到 115（少 23.8%，苹果园→天通苑北）。这说明直线距离启发函数既保持了最优性，又显著缩小了搜索空间。</w:t>
+        <w:t>（1）A* 与 Dijkstra 同优。五对起终点的最短时间完全一致（差值小于 1e-6），但 A* 平均只扩展 76.8 个站台节点，比 Dijkstra 的 133.0 个少 42.3%；单对最多从 112 降到 48（少 57.1%，四惠东→角门西），最少从 151 降到 115（少 23.8%，苹果园→天通苑北）。这说明直线距离启发函数既保持了最优性，又显著缩小了搜索空间；这里的“扩展最少”只针对 Dijkstra/A* 两种逐站台算法，BFS 的线路扩展口径不计入比较。</w:t>
       </w:r>
     </w:p>
     <w:p>
@@ -14115,7 +14204,7 @@
           <w:b w:val="0"/>
           <w:sz w:val="24"/>
         </w:rPr>
-        <w:t>效率上，Dijkstra 扩展最多但最稳；A* 用直线距离做启发，搜索规模平均少 42.3%，且因为启发函数可采纳，结果仍是最优；BFS 按线路扩展，扩展计数最少，但每次扩展要扫一条线，实际耗时不一定最低（实测中位数 0.33 ms，略高于 Dijkstra 的 0.27 ms）。</w:t>
+        <w:t>效率上，Dijkstra 扩展最多但最稳；A* 用直线距离做启发，在两种逐站台算法中搜索规模平均少 42.3%，且因为启发函数可采纳，结果仍是最优；BFS 按线路扩展，扩展计数口径不同（一条线一次），但每次扩展要扫一条线，实际耗时不一定最低（实测中位数 0.33 ms，略高于 Dijkstra 的 0.27 ms）。</w:t>
       </w:r>
     </w:p>
     <w:p>
@@ -14129,7 +14218,7 @@
           <w:b w:val="0"/>
           <w:sz w:val="24"/>
         </w:rPr>
-        <w:t>公平上，Dijkstra/A* 优化“总时间”，BFS 优化“换乘次数”，两者没有绝对优劣。慈寿寺→崇文门的例子说明少换乘可能多花 2.6 分钟；报告里不能简单说“BFS 更差”，而要说“准则不同、用户按偏好选择”。</w:t>
+        <w:t>公平上，Dijkstra/A* 优化“总时间”，BFS 优化“换乘次数”，两者没有绝对优劣。慈寿寺→崇文门的例子说明少换乘可能多花 2.6 分钟；报告里不能简单说“BFS 更差”，而要说“准则不同、用户按偏好选择”。同样，“最快”与“最短里程”也是两种准则：S001→S061 最快 79.6 min / 33.24 km，而最短里程为 82.3 min / 33.22 km——任务书 P01 要求的距离/时间双权重正是为了表达这种取舍。</w:t>
       </w:r>
     </w:p>
     <w:p>
@@ -14339,7 +14428,7 @@
           <w:b w:val="0"/>
           <w:sz w:val="23"/>
         </w:rPr>
-        <w:t>• 多准则：算法只支持“时间最短”和“换乘最少”两种准则，后续可加入“步行最少”“票价最低”等多权重，甚至做 Pareto 前沿。</w:t>
+        <w:t>• 多准则：算法已支持“时间最短”“里程最短”两种权重与“换乘最少”，也支持线路级速度差异；后续可继续加入“步行最少”“票价最低”等权重，并做 Pareto 前沿分析。</w:t>
       </w:r>
     </w:p>
     <w:p>
@@ -15873,7 +15962,7 @@
           <w:b w:val="0"/>
           <w:sz w:val="17"/>
         </w:rPr>
-        <w:t xml:space="preserve">        同优 68.6 min；扩展 A*=78 / Dijkstra=143（省 65 个）</w:t>
+        <w:t xml:space="preserve">        同优 68.6 min；扩展 A*=78 / Dijkstra=143（省 65 个）；距离权重同为 28.605 km（时间最优 28.605 km）</w:t>
       </w:r>
     </w:p>
     <w:p>
